--- a/content/Bios/Dennis_Smith.docx
+++ b/content/Bios/Dennis_Smith.docx
@@ -1,162 +1,8 @@
 
 <file path=word/document.xml><?xml version="1.0" encoding="utf-8"?>
-<w:document xmlns:w14="http://schemas.microsoft.com/office/word/2010/wordml" xmlns:wp14="http://schemas.microsoft.com/office/word/2010/wordprocessingDrawing" xmlns:w="http://schemas.openxmlformats.org/wordprocessingml/2006/main" xmlns:m="http://schemas.openxmlformats.org/officeDocument/2006/math" xmlns:r="http://schemas.openxmlformats.org/officeDocument/2006/relationships" xmlns:o="urn:schemas-microsoft-com:office:office" xmlns:v="urn:schemas-microsoft-com:vml" xmlns:w10="urn:schemas-microsoft-com:office:word" xmlns:a="http://schemas.openxmlformats.org/drawingml/2006/main" xmlns:pic="http://schemas.openxmlformats.org/drawingml/2006/picture" xmlns:wp="http://schemas.openxmlformats.org/drawingml/2006/wordprocessingDrawing" xmlns:mc="http://schemas.openxmlformats.org/markup-compatibility/2006" mc:Ignorable="w14 wp14">
+<w:document xmlns:ns1="http://schemas.openxmlformats.org/markup-compatibility/2006" xmlns:ns2="http://schemas.microsoft.com/office/word/2010/wordml" xmlns:ns3="http://schemas.openxmlformats.org/officeDocument/2006/relationships" xmlns:w="http://schemas.openxmlformats.org/wordprocessingml/2006/main" ns1:Ignorable="w14 wp14">
   <w:body>
-    <w:p xmlns:wp14="http://schemas.microsoft.com/office/word/2010/wordml" wp14:textId="77777777">
-      <w:pPr>
-        <w:pStyle w:val="FirstParagraph"/>
-      </w:pPr>
-      <w:r>
-        <w:rPr/>
-        <w:t>Dennis Smith was educated at Rocky Ford High School where he played baseball, football, and</w:t>
-      </w:r>
-      <w:r>
-        <w:rPr/>
-        <w:t xml:space="preserve"> </w:t>
-      </w:r>
-      <w:r>
-        <w:rPr/>
-        <w:t>basketball. He went on to attend Otero Jr. College. He served in the United States Army and is a</w:t>
-      </w:r>
-      <w:r>
-        <w:rPr/>
-        <w:t xml:space="preserve"> </w:t>
-      </w:r>
-      <w:r>
-        <w:rPr/>
-        <w:t>Vietnam War Veteran. Dennis is the longest serving County Treasurer in Colorado (38 years to</w:t>
-      </w:r>
-      <w:r>
-        <w:rPr/>
-        <w:t xml:space="preserve"> </w:t>
-      </w:r>
-      <w:r>
-        <w:rPr/>
-        <w:t>present). He is married to Cindy and has 4 children and 6 grandchildren.</w:t>
-      </w:r>
-      <w:r>
-        <w:rPr/>
-        <w:t xml:space="preserve"> </w:t>
-      </w:r>
-      <w:r>
-        <w:rPr/>
-        <w:t xml:space="preserve">Dennis began officiating in 1975. He </w:t>
-      </w:r>
-      <w:r>
-        <w:rPr/>
-        <w:t>worked</w:t>
-      </w:r>
-      <w:r>
-        <w:rPr/>
-        <w:t xml:space="preserve"> baseball for 32 years which included three State</w:t>
-      </w:r>
-      <w:r>
-        <w:rPr/>
-        <w:t xml:space="preserve"> </w:t>
-      </w:r>
-      <w:r>
-        <w:rPr/>
-        <w:t xml:space="preserve">Championship games. Dennis was also involved in basketball for 38 years including </w:t>
-      </w:r>
-      <w:r>
-        <w:rPr/>
-        <w:t>working</w:t>
-      </w:r>
-      <w:r>
-        <w:rPr/>
-        <w:t xml:space="preserve"> 15</w:t>
-      </w:r>
-      <w:r>
-        <w:rPr/>
-        <w:t xml:space="preserve"> </w:t>
-      </w:r>
-      <w:r>
-        <w:rPr/>
-        <w:t xml:space="preserve">State Tournaments, and football for 36 years </w:t>
-      </w:r>
-      <w:r>
-        <w:rPr/>
-        <w:t>working</w:t>
-      </w:r>
-      <w:r>
-        <w:rPr/>
-        <w:t xml:space="preserve"> three State Championship games. He</w:t>
-      </w:r>
-      <w:r>
-        <w:rPr/>
-        <w:t xml:space="preserve"> </w:t>
-      </w:r>
-      <w:r>
-        <w:rPr/>
-        <w:t>served as Area Director in all three sports over 25 years.</w:t>
-      </w:r>
-      <w:r>
-        <w:rPr/>
-        <w:t xml:space="preserve"> </w:t>
-      </w:r>
-      <w:r>
-        <w:rPr/>
-        <w:t xml:space="preserve">Additionally, Dennis worked High School </w:t>
-      </w:r>
-      <w:r>
-        <w:rPr/>
-        <w:t>girls</w:t>
-      </w:r>
-      <w:r>
-        <w:rPr/>
-        <w:t xml:space="preserve"> softball, Babe Ruth baseball for over 20 years and</w:t>
-      </w:r>
-      <w:r>
-        <w:rPr/>
-        <w:t xml:space="preserve"> </w:t>
-      </w:r>
-      <w:r>
-        <w:rPr/>
-        <w:t>worked two Babe Ruth World Series Tournaments. He was inducted into the Football and</w:t>
-      </w:r>
-      <w:r>
-        <w:rPr/>
-        <w:t xml:space="preserve"> </w:t>
-      </w:r>
-      <w:r>
-        <w:rPr/>
-        <w:t xml:space="preserve">Basketball Hall of Fame and received the Gene </w:t>
-      </w:r>
-      <w:r>
-        <w:rPr/>
-        <w:t>Bunelle</w:t>
-      </w:r>
-      <w:r>
-        <w:rPr/>
-        <w:t xml:space="preserve"> Basketball Award in 2016.</w:t>
-      </w:r>
-    </w:p>
-    <w:p w14:noSpellErr="1">
-      <w:pPr>
-        <w:pStyle w:val="BodyText"/>
-      </w:pPr>
-    </w:p>
-    <w:p>
-      <w:pPr>
-        <w:pStyle w:val="Heading2"/>
-        <w:spacing w:before="261" w:beforeAutospacing="off" w:after="261" w:afterAutospacing="off" w:line="300" w:lineRule="auto"/>
-      </w:pPr>
-      <w:r>
-        <w:rPr>
-          <w:rFonts w:ascii="Segoe UI" w:hAnsi="Segoe UI" w:eastAsia="Segoe UI" w:cs="Segoe UI"/>
-          <w:b w:val="1"/>
-          <w:bCs w:val="1"/>
-          <w:i w:val="0"/>
-          <w:iCs w:val="0"/>
-          <w:noProof w:val="0"/>
-          <w:sz w:val="31"/>
-          <w:szCs w:val="31"/>
-          <w:lang w:val="en-US"/>
-        </w:rPr>
-        <w:t>Revised Biography: Dennis Smith</w:t>
-      </w:r>
-    </w:p>
-    <w:p>
+    <w:p ns2:paraId="25525642" ns2:textId="4BDE120A">
       <w:pPr>
         <w:spacing w:before="210" w:beforeAutospacing="off" w:after="210" w:afterAutospacing="off" w:line="300" w:lineRule="auto"/>
       </w:pPr>
@@ -174,7 +20,7 @@
         </w:rPr>
         <w:t xml:space="preserve">Dennis Smith graduated from </w:t>
       </w:r>
-      <w:hyperlink r:id="R583c0664722347ee">
+      <w:hyperlink ns3:id="R583c0664722347ee">
         <w:r>
           <w:rPr>
             <w:rStyle w:val="Hyperlink"/>
@@ -205,7 +51,7 @@
         </w:rPr>
         <w:t xml:space="preserve">, where he was a three‑sport athlete competing in baseball, football, and basketball. He continued his education at </w:t>
       </w:r>
-      <w:hyperlink r:id="R092080ed048b4759">
+      <w:hyperlink ns3:id="R092080ed048b4759">
         <w:r>
           <w:rPr>
             <w:rStyle w:val="Hyperlink"/>
@@ -250,7 +96,7 @@
         </w:rPr>
         <w:t xml:space="preserve">before serving honorably in the </w:t>
       </w:r>
-      <w:hyperlink r:id="Rd3d3ba24a7b54592">
+      <w:hyperlink ns3:id="Rd3d3ba24a7b54592">
         <w:r>
           <w:rPr>
             <w:rStyle w:val="Hyperlink"/>
@@ -296,7 +142,7 @@
         <w:t xml:space="preserve"> earning recognition as a Vietnam War veteran.</w:t>
       </w:r>
     </w:p>
-    <w:p>
+    <w:p ns2:paraId="3B506B40" ns2:textId="7ACAAA99">
       <w:pPr>
         <w:spacing w:before="210" w:beforeAutospacing="off" w:after="210" w:afterAutospacing="off" w:line="300" w:lineRule="auto"/>
       </w:pPr>
@@ -357,7 +203,7 @@
         <w:t xml:space="preserve"> holding the position for 38 years and counting. He and his wife, Cindy, are the proud parents of four children and grandparents to six.</w:t>
       </w:r>
     </w:p>
-    <w:p>
+    <w:p ns2:paraId="7574C906" ns2:textId="1B3E3D10">
       <w:pPr>
         <w:spacing w:before="210" w:beforeAutospacing="off" w:after="210" w:afterAutospacing="off" w:line="300" w:lineRule="auto"/>
       </w:pPr>
@@ -375,7 +221,7 @@
         </w:rPr>
         <w:t xml:space="preserve">Dennis began his officiating career in 1975 and went on to contribute across multiple sports for several decades. In baseball, he worked for 32 years, including three </w:t>
       </w:r>
-      <w:hyperlink r:id="Re82c609104b14677">
+      <w:hyperlink ns3:id="Re82c609104b14677">
         <w:r>
           <w:rPr>
             <w:rStyle w:val="Hyperlink"/>
@@ -448,7 +294,7 @@
         </w:rPr>
         <w:t xml:space="preserve"> 15 </w:t>
       </w:r>
-      <w:hyperlink r:id="R4c093ce605954d4c">
+      <w:hyperlink ns3:id="R4c093ce605954d4c">
         <w:r>
           <w:rPr>
             <w:rStyle w:val="Hyperlink"/>
@@ -620,7 +466,7 @@
         <w:t>tournaments.</w:t>
       </w:r>
     </w:p>
-    <w:p>
+    <w:p ns2:paraId="3CBD8305" ns2:textId="7E55A97A">
       <w:pPr>
         <w:spacing w:before="210" w:beforeAutospacing="off" w:after="210" w:afterAutospacing="off" w:line="300" w:lineRule="auto"/>
       </w:pPr>
@@ -793,7 +639,7 @@
         <w:t xml:space="preserve"> in 2016.</w:t>
       </w:r>
     </w:p>
-    <w:p>
+    <w:p ns2:paraId="33B6C1C9" ns2:textId="5132A677">
       <w:pPr>
         <w:pStyle w:val="BodyText"/>
       </w:pPr>
